--- a/Documentation/UserDocs/Service Manual.docx
+++ b/Documentation/UserDocs/Service Manual.docx
@@ -21647,7 +21647,6 @@
         </w:rPr>
         <w:t xml:space="preserve">p install </w:t>
       </w:r>
-      <w:proofErr w:type="spellStart"/>
       <w:r>
         <w:rPr>
           <w:b/>
@@ -21655,9 +21654,57 @@
           <w:i/>
           <w:iCs/>
         </w:rPr>
-        <w:t>esptool</w:t>
+        <w:t>“</w:t>
+      </w:r>
+      <w:proofErr w:type="spellStart"/>
+      <w:r>
+        <w:rPr>
+          <w:b/>
+          <w:bCs/>
+          <w:i/>
+          <w:iCs/>
+        </w:rPr>
+        <w:t>esptoo</w:t>
+      </w:r>
+      <w:r>
+        <w:rPr>
+          <w:b/>
+          <w:bCs/>
+          <w:i/>
+          <w:iCs/>
+        </w:rPr>
+        <w:t>l</w:t>
       </w:r>
       <w:proofErr w:type="spellEnd"/>
+      <w:r>
+        <w:rPr>
+          <w:b/>
+          <w:bCs/>
+          <w:i/>
+          <w:iCs/>
+        </w:rPr>
+        <w:t>&lt;</w:t>
+      </w:r>
+      <w:proofErr w:type="gramStart"/>
+      <w:r>
+        <w:rPr>
+          <w:b/>
+          <w:bCs/>
+          <w:i/>
+          <w:iCs/>
+        </w:rPr>
+        <w:t>5”</w:t>
+      </w:r>
+      <w:r>
+        <w:rPr>
+          <w:b/>
+          <w:bCs/>
+          <w:i/>
+          <w:iCs/>
+        </w:rPr>
+        <w:t>l</w:t>
+      </w:r>
+      <w:proofErr w:type="gramEnd"/>
     </w:p>
     <w:p>
       <w:r>
